--- a/livrables/lecons/dzogchen/2026-10-13_lecon-dzogchen_20_bilan-synthese-parcours.docx
+++ b/livrables/lecons/dzogchen/2026-10-13_lecon-dzogchen_20_bilan-synthese-parcours.docx
@@ -364,7 +364,18 @@
           <w:sz w:val="22"/>
           <w:szCs w:val="22"/>
         </w:rPr>
-        <w:t xml:space="preserve">La tradition dzogchen désigne cette transmission par le terme ngo sprod — l'instruction de pointage direct. Selon Wikipedia, dans ces lignées : « a lama gives the pointing-out instruction in such a way that the disciple successfully recognizes the nature of mind. » (Wikipedia, « Pointing-out instruction »)</w:t>
+        <w:t xml:space="preserve">Cette transmission porte le nom de ngo sprod — l'instruction de pointage direct. Le terme n'est pas propre au dzogchen : Wikipedia le donne pour « an introduction to the nature of mind in the Tibetan Buddhist lineages of Mahāmudrā and Dzogchen », et rattache sa forme développée, ngo sprod kyi gdams pa, à la tradition Mahāmudrā. Dans ces deux lignées : « a lama gives the pointing-out instruction in such a way that the disciple successfully recognizes the nature of mind. » (Wikipedia, « Pointing-out instruction »)</w:t>
+      </w:r>
+      <w:r>
+        <w:rPr>
+          <w:rFonts w:ascii="Times New Roman" w:cs="Times New Roman" w:eastAsia="Times New Roman" w:hAnsi="Times New Roman"/>
+          <w:i/>
+          <w:iCs/>
+          <w:color w:val="6B7280"/>
+          <w:sz w:val="18"/>
+          <w:szCs w:val="18"/>
+        </w:rPr>
+        <w:t xml:space="preserve">   [Corrigé le 13/10/2026 : la version du 13/10/2026 écrivait « La tradition dzogchen désigne cette transmission par le terme ngo sprod ». La page, rouverte le 13/10/2026 (HTTP 200, 30 489 caractères utiles), attribue le terme aux lignées de Mahāmudrā ET de Dzogchen, et sa section « Terminology » rattache la forme développée au Mahāmudrā seul. Un terme partagé était donné pour propre — et c'est la distinction que la leçon 17 de ce parcours traite.]</w:t>
       </w:r>
     </w:p>
     <w:p>
@@ -378,7 +389,18 @@
           <w:sz w:val="22"/>
           <w:szCs w:val="22"/>
         </w:rPr>
-        <w:t xml:space="preserve">Cette transmission directe — ngo sprod, l'introduction à la nature de l'esprit — ne peut pas passer par l'écrit. Elle exige la présence d'un maître qualifié, appartenant à la lignée, et d'un disciple préparé. Les textes de la tradition le soulignent eux-mêmes avec insistance. Yukhok Chatralwa Chöying Rangdrol, dans son enseignement sur la pratique du chemin du dzogchen (traduit par Lotsawa House), rappelle que les investigations préliminaires doivent être conduites avec rigueur et précision avant que la reconnaissance puisse avoir lieu — et que cette reconnaissance ne peut venir que de la rencontre directe.</w:t>
+        <w:t xml:space="preserve">Cette transmission directe — ngo sprod, l'introduction à la nature de l'esprit — ne peut pas passer par l'écrit. Elle exige la présence d'un maître qualifié, appartenant à la lignée, et d'un disciple préparé. Les textes de la tradition le soulignent eux-mêmes avec insistance. Yukhok Chatralwa Chöying Rangdrol, dans son enseignement sur la pratique du chemin du dzogchen (traduit par Lotsawa House), rappelle que les investigations préliminaires doivent être conduites avec rigueur et précision : la page écrit qu'il « expresses his disapproval of any version of the preliminary investigations that lacks thoroughness or precision ». Elle ne dit pas que la reconnaissance ne viendrait que de la rencontre directe ; citant Dodrupchen Jigme Tenpe Nyima, elle pose que l'introduction à la pure conscience « can come only after an introduction to emptiness », et laisse ouverte la question du maître — « Or does it suffice to be introduced to the nature of mind by a qualified guru? ».</w:t>
+      </w:r>
+      <w:r>
+        <w:rPr>
+          <w:rFonts w:ascii="Times New Roman" w:cs="Times New Roman" w:eastAsia="Times New Roman" w:hAnsi="Times New Roman"/>
+          <w:i/>
+          <w:iCs/>
+          <w:color w:val="6B7280"/>
+          <w:sz w:val="18"/>
+          <w:szCs w:val="18"/>
+        </w:rPr>
+        <w:t xml:space="preserve">   [Corrigé le 13/10/2026 : la version du 13/10/2026 prêtait à Yukhok Chatralwa que la reconnaissance « ne peut venir que de la rencontre directe ». Le « seulement » de la page porte ailleurs — « only after an introduction to emptiness » — et la page pose la question du maître comme une question ouverte. La thèse est défendable dans la tradition ; elle n'est pas celle de la page citée.]</w:t>
       </w:r>
     </w:p>
     <w:p>
@@ -482,7 +504,18 @@
           <w:sz w:val="22"/>
           <w:szCs w:val="22"/>
         </w:rPr>
-        <w:t xml:space="preserve">Et il précise ailleurs dans le même texte :</w:t>
+        <w:t xml:space="preserve">Et le texte s'ouvre, plus haut, sur cette formulation :</w:t>
+      </w:r>
+      <w:r>
+        <w:rPr>
+          <w:rFonts w:ascii="Times New Roman" w:cs="Times New Roman" w:eastAsia="Times New Roman" w:hAnsi="Times New Roman"/>
+          <w:i/>
+          <w:iCs/>
+          <w:color w:val="6B7280"/>
+          <w:sz w:val="18"/>
+          <w:szCs w:val="18"/>
+        </w:rPr>
+        <w:t xml:space="preserve">   [Corrigé le 13/10/2026 : « Et il précise ailleurs dans le même texte » présentait comme une précision latérale ce qui est la PREMIÈRE phrase du texte. Positions mesurées sur la page : « The everyday practice is simply to develop… » au caractère 2 035, juste après le nom de l'auteur ; « The everyday practice is just ordinary life itself… » au caractère 4 704. Les deux citations sont exactes ; c'est leur hiérarchie qui était inversée.]</w:t>
       </w:r>
     </w:p>
     <w:p>
@@ -704,7 +737,18 @@
           <w:sz w:val="22"/>
           <w:szCs w:val="22"/>
         </w:rPr>
-        <w:t xml:space="preserve">Le ngöndro (L9) a été présenté dans sa structure et sa logique, mais la pratique effective de ses cinq cent mille répétitions est une expérience qui ne se résume pas.</w:t>
+        <w:t xml:space="preserve">Le ngöndro (L9) a été présenté dans sa structure et sa logique, mais la pratique effective de ses accumulations — la leçon 9 en compte 100 000 pour chacune de quatre des cinq pratiques extraordinaires, soit 400 000 — est une expérience qui ne se résume pas.</w:t>
+      </w:r>
+      <w:r>
+        <w:rPr>
+          <w:rFonts w:ascii="Times New Roman" w:cs="Times New Roman" w:eastAsia="Times New Roman" w:hAnsi="Times New Roman"/>
+          <w:i/>
+          <w:iCs/>
+          <w:color w:val="6B7280"/>
+          <w:sz w:val="18"/>
+          <w:szCs w:val="18"/>
+        </w:rPr>
+        <w:t xml:space="preserve">   [Corrigé le 13/10/2026 : la version du 13/10/2026 écrivait « ses cinq cent mille répétitions ». Ce chiffre ne figure sur aucune des cinq pages listées — recherche faite sur les cinq dans cinq graphies (« 500,000 », « 500 000 », « five hundred thousand », « 100,000 », « 100 000 ») : zéro occurrence partout. Et la leçon 9 de ce parcours, celle qui traite le ngöndro, écrit 100 000 deux fois et intitule une section « La logique des 100 000 répétitions », en l'appliquant à quatre de ses cinq préliminaires extraordinaires — la bodhicitta ne portant aucun décompte. Le total établi par le parcours est donc 400 000. Un bilan ne doit pas contredire la leçon qu'il résume.]</w:t>
       </w:r>
     </w:p>
     <w:p>
@@ -819,7 +863,18 @@
           <w:sz w:val="22"/>
           <w:szCs w:val="22"/>
         </w:rPr>
-        <w:t xml:space="preserve">Dans le tableau ci-dessous, vingt thèmes ont été résumés. Maintenant, travaille à identifier les connexions transversales.</w:t>
+        <w:t xml:space="preserve">Dans le tableau ci-dessous, les dix-neuf leçons qui précèdent ce bilan ont été résumées. Maintenant, travaille à identifier les connexions transversales.</w:t>
+      </w:r>
+      <w:r>
+        <w:rPr>
+          <w:rFonts w:ascii="Times New Roman" w:cs="Times New Roman" w:eastAsia="Times New Roman" w:hAnsi="Times New Roman"/>
+          <w:i/>
+          <w:iCs/>
+          <w:color w:val="6B7280"/>
+          <w:sz w:val="18"/>
+          <w:szCs w:val="18"/>
+        </w:rPr>
+        <w:t xml:space="preserve">   [Corrigé le 13/10/2026 : le texte annonçait « vingt thèmes » et le tableau en porte dix-neuf — 20 lignes dont une d'en-tête, de « 01 Rigpa » à « 19 Transmission en Occident ». Ce bilan s'était omis lui-même.]</w:t>
       </w:r>
     </w:p>
     <w:p>
@@ -2347,7 +2402,7 @@
           <w:sz w:val="22"/>
           <w:szCs w:val="22"/>
         </w:rPr>
-        <w:t xml:space="preserve">Dessine une carte avec les vingt leçons comme nœuds.</w:t>
+        <w:t xml:space="preserve">Dessine une carte avec les dix-neuf leçons du tableau comme nœuds, et ajoute ce bilan comme vingtième.</w:t>
       </w:r>
     </w:p>
     <w:p>
@@ -3319,6 +3374,120 @@
           <w:szCs w:val="22"/>
         </w:rPr>
         <w:t xml:space="preserve">— Fin du parcours Dzogchen — 20 leçons —</w:t>
+      </w:r>
+    </w:p>
+    <w:p>
+      <w:pPr>
+        <w:spacing w:before="360" w:after="120"/>
+      </w:pPr>
+      <w:r>
+        <w:rPr>
+          <w:rFonts w:ascii="Times New Roman" w:cs="Times New Roman" w:eastAsia="Times New Roman" w:hAnsi="Times New Roman"/>
+          <w:b/>
+          <w:bCs/>
+          <w:color w:val="1F2937"/>
+          <w:sz w:val="26"/>
+          <w:szCs w:val="26"/>
+        </w:rPr>
+        <w:t xml:space="preserve">📝 Journal des corrections</w:t>
+      </w:r>
+    </w:p>
+    <w:p>
+      <w:pPr>
+        <w:spacing w:after="80"/>
+      </w:pPr>
+      <w:r>
+        <w:rPr>
+          <w:rFonts w:ascii="Times New Roman" w:cs="Times New Roman" w:eastAsia="Times New Roman" w:hAnsi="Times New Roman"/>
+          <w:color w:val="1F2937"/>
+          <w:sz w:val="22"/>
+          <w:szCs w:val="22"/>
+        </w:rPr>
+        <w:t xml:space="preserve">Corrections apportées le 13/10/2026 après réouverture des cinq pages listées avec un agent de navigateur et relecture de la leçon 9 du parcours. Les libellés d'origine sont conservés ci-dessous.</w:t>
+      </w:r>
+    </w:p>
+    <w:p>
+      <w:pPr>
+        <w:spacing w:after="80"/>
+      </w:pPr>
+      <w:r>
+        <w:rPr>
+          <w:rFonts w:ascii="Times New Roman" w:cs="Times New Roman" w:eastAsia="Times New Roman" w:hAnsi="Times New Roman"/>
+          <w:color w:val="1F2937"/>
+          <w:sz w:val="20"/>
+          <w:szCs w:val="20"/>
+        </w:rPr>
+        <w:t xml:space="preserve">• § Ce que ce parcours n'a pas pu traiter — « ses cinq cent mille répétitions » : chiffre absent des cinq pages listées, et contredisant la leçon 9, qui compte 100 000 sur quatre pratiques, soit 400 000.</w:t>
+      </w:r>
+    </w:p>
+    <w:p>
+      <w:pPr>
+        <w:spacing w:after="80"/>
+      </w:pPr>
+      <w:r>
+        <w:rPr>
+          <w:rFonts w:ascii="Times New Roman" w:cs="Times New Roman" w:eastAsia="Times New Roman" w:hAnsi="Times New Roman"/>
+          <w:color w:val="1F2937"/>
+          <w:sz w:val="20"/>
+          <w:szCs w:val="20"/>
+        </w:rPr>
+        <w:t xml:space="preserve">• Exercice 1 — « vingt thèmes ont été résumés » et « les vingt leçons comme nœuds » : le tableau en porte dix-neuf, ce bilan s'étant omis lui-même.</w:t>
+      </w:r>
+    </w:p>
+    <w:p>
+      <w:pPr>
+        <w:spacing w:after="80"/>
+      </w:pPr>
+      <w:r>
+        <w:rPr>
+          <w:rFonts w:ascii="Times New Roman" w:cs="Times New Roman" w:eastAsia="Times New Roman" w:hAnsi="Times New Roman"/>
+          <w:color w:val="1F2937"/>
+          <w:sz w:val="20"/>
+          <w:szCs w:val="20"/>
+        </w:rPr>
+        <w:t xml:space="preserve">• Théorie § 2 — « La tradition dzogchen désigne cette transmission par le terme ngo sprod » : la page attribue le terme aux lignées Mahāmudrā ET Dzogchen, et sa forme développée au Mahāmudrā seul.</w:t>
+      </w:r>
+    </w:p>
+    <w:p>
+      <w:pPr>
+        <w:spacing w:after="80"/>
+      </w:pPr>
+      <w:r>
+        <w:rPr>
+          <w:rFonts w:ascii="Times New Roman" w:cs="Times New Roman" w:eastAsia="Times New Roman" w:hAnsi="Times New Roman"/>
+          <w:color w:val="1F2937"/>
+          <w:sz w:val="20"/>
+          <w:szCs w:val="20"/>
+        </w:rPr>
+        <w:t xml:space="preserve">• Théorie § 2 — « cette reconnaissance ne peut venir que de la rencontre directe » prêté à Yukhok Chatralwa : la page écrit « only after an introduction to emptiness » et laisse la question du maître ouverte.</w:t>
+      </w:r>
+    </w:p>
+    <w:p>
+      <w:pPr>
+        <w:spacing w:after="80"/>
+      </w:pPr>
+      <w:r>
+        <w:rPr>
+          <w:rFonts w:ascii="Times New Roman" w:cs="Times New Roman" w:eastAsia="Times New Roman" w:hAnsi="Times New Roman"/>
+          <w:color w:val="1F2937"/>
+          <w:sz w:val="20"/>
+          <w:szCs w:val="20"/>
+        </w:rPr>
+        <w:t xml:space="preserve">• Théorie § 3 — « Et il précise ailleurs dans le même texte » introduisait la première phrase du texte cité (caractère 2 035 contre 4 704).</w:t>
+      </w:r>
+    </w:p>
+    <w:p>
+      <w:pPr>
+        <w:spacing w:after="80"/>
+      </w:pPr>
+      <w:r>
+        <w:rPr>
+          <w:rFonts w:ascii="Times New Roman" w:cs="Times New Roman" w:eastAsia="Times New Roman" w:hAnsi="Times New Roman"/>
+          <w:color w:val="1F2937"/>
+          <w:sz w:val="20"/>
+          <w:szCs w:val="20"/>
+        </w:rPr>
+        <w:t xml:space="preserve">• 📌 Pour mémoire : les trois citations anglaises du document sont littérales et appariées, le titre et l'auteur sont ceux que la page donne, et les 33 renvois « LN » plus les 19 lignes du tableau ont été recoupés avec les noms de fichiers du parcours — zéro renvoi faux.</w:t>
       </w:r>
     </w:p>
     <w:sectPr>
